--- a/docs/PLAN_Juego_Cartas_Futbol (1).docx
+++ b/docs/PLAN_Juego_Cartas_Futbol (1).docx
@@ -363,7 +363,7 @@
         <w:ind w:left="360"/>
       </w:pPr>
       <w:r>
-        <w:t xml:space="preserve">☐  Disenar en Canva la plantilla/marco vacio de cada rareza (comun, poco comun, rara, super rara, holo).</w:t>
+        <w:t xml:space="preserve">☐  Disenar en Canva la plantilla/marco vacio de cada rareza (comun, especial, epica, legendaria, mitica, full art).</w:t>
       </w:r>
     </w:p>
     <w:p>
@@ -483,7 +483,7 @@
         <w:ind w:left="360"/>
       </w:pPr>
       <w:r>
-        <w:t xml:space="preserve">☐  Aplicar el shader unicamente a las cartas de rareza rara o superior, dejando las comunes sin el efecto (por rendimiento y para que se sienta especial).</w:t>
+        <w:t xml:space="preserve">☐  Aplicar el shader unicamente a las cartas de rareza Mitica y Full Art, dejando el resto sin el efecto (por rendimiento y para que se sienta especial, ver GDD seccion 5.2).</w:t>
       </w:r>
     </w:p>
     <w:p>

--- a/docs/PLAN_Juego_Cartas_Futbol (1).docx
+++ b/docs/PLAN_Juego_Cartas_Futbol (1).docx
@@ -159,7 +159,7 @@
         <w:ind w:left="360"/>
       </w:pPr>
       <w:r>
-        <w:t xml:space="preserve">☐  Habilitar Authentication, Cloud Firestore y Cloud Functions en el proyecto de Firebase.</w:t>
+        <w:t xml:space="preserve">☐  Habilitar Authentication, Cloud Firestore y Cloud Functions en el proyecto de Firebase (esto crea la instancia de base de datos vacia, sin ninguna coleccion todavia - eso se hace en la Fase 1).</w:t>
       </w:r>
     </w:p>
     <w:p>
@@ -270,16 +270,16 @@
         <w:ind w:left="360"/>
       </w:pPr>
       <w:r>
-        <w:t xml:space="preserve">☐  Crear las colecciones de Firestore vacias segun el esquema del TDD (seccion 5): users, cardsCatalog, albums, packs, transactions, dataPacks.</w:t>
-      </w:r>
-    </w:p>
-    <w:p>
-      <w:pPr>
-        <w:spacing w:after="90"/>
-        <w:ind w:left="360"/>
-      </w:pPr>
-      <w:r>
-        <w:t xml:space="preserve">☐  Escribir una primera version basica de las Firestore Rules (TDD seccion 7), aunque sea restrictiva por defecto.</w:t>
+        <w:t xml:space="preserve">☐  Firestore no tiene esquema fijo: una coleccion no existe hasta que se escribe el primer documento en ella. En esta fase, escribir un script de 'seed' (o agregar 2-3 documentos de prueba desde la consola) para materializar las colecciones del esquema del TDD (seccion 5): users, cardsCatalog, albums, packs, transactions, dataPacks.</w:t>
+      </w:r>
+    </w:p>
+    <w:p>
+      <w:pPr>
+        <w:spacing w:after="90"/>
+        <w:ind w:left="360"/>
+      </w:pPr>
+      <w:r>
+        <w:t xml:space="preserve">☐  Escribir una primera version basica de las Firestore Rules (TDD seccion 7), aunque sea restrictiva por defecto, incluyendo la validacion de forma (tipos y campos obligatorios) para users desde el inicio (TDD seccion 7.2).</w:t>
       </w:r>
     </w:p>
     <w:p>
